--- a/DBMS/assignment_1.docx
+++ b/DBMS/assignment_1.docx
@@ -335,7 +335,6 @@
         <w:rPr/>
       </w:pPr>
       <w:r>
-        <w:rPr/>
         <w:drawing>
           <wp:anchor distT="0" distB="0" distL="0" distR="0" simplePos="0" relativeHeight="2" behindDoc="0" locked="0" layoutInCell="0" allowOverlap="1">
             <wp:simplePos x="0" y="0"/>
@@ -1673,14 +1672,7 @@
           <w:b/>
           <w:bCs/>
         </w:rPr>
-        <w:t xml:space="preserve">4. </w:t>
-      </w:r>
-      <w:r>
-        <w:rPr>
-          <w:b/>
-          <w:bCs/>
-        </w:rPr>
-        <w:t xml:space="preserve">In EMP table insert few rows without DEPT_CODE and BASIC. </w:t>
+        <w:t xml:space="preserve">4. In EMP table insert few rows without DEPT_CODE and BASIC. </w:t>
       </w:r>
     </w:p>
     <w:p>
@@ -1868,10 +1860,79 @@
         <w:pStyle w:val="BodyText"/>
         <w:bidi w:val="0"/>
         <w:jc w:val="left"/>
-        <w:rPr/>
-      </w:pPr>
-      <w:r>
-        <w:rPr/>
+        <w:rPr>
+          <w:b/>
+          <w:bCs/>
+        </w:rPr>
+      </w:pPr>
+      <w:r>
+        <w:rPr>
+          <w:b/>
+          <w:bCs/>
+        </w:rPr>
+        <w:drawing>
+          <wp:anchor distT="0" distB="0" distL="0" distR="0" simplePos="0" relativeHeight="8" behindDoc="0" locked="0" layoutInCell="0" allowOverlap="1">
+            <wp:simplePos x="0" y="0"/>
+            <wp:positionH relativeFrom="column">
+              <wp:posOffset>108585</wp:posOffset>
+            </wp:positionH>
+            <wp:positionV relativeFrom="paragraph">
+              <wp:posOffset>57150</wp:posOffset>
+            </wp:positionV>
+            <wp:extent cx="4133850" cy="476250"/>
+            <wp:effectExtent l="0" t="0" r="0" b="0"/>
+            <wp:wrapTopAndBottom/>
+            <wp:docPr id="7" name="Image7"/>
+            <wp:cNvGraphicFramePr>
+              <a:graphicFrameLocks xmlns:a="http://schemas.openxmlformats.org/drawingml/2006/main" noChangeAspect="1"/>
+            </wp:cNvGraphicFramePr>
+            <a:graphic xmlns:a="http://schemas.openxmlformats.org/drawingml/2006/main">
+              <a:graphicData uri="http://schemas.openxmlformats.org/drawingml/2006/picture">
+                <pic:pic xmlns:pic="http://schemas.openxmlformats.org/drawingml/2006/picture">
+                  <pic:nvPicPr>
+                    <pic:cNvPr id="7" name="Image7"/>
+                    <pic:cNvPicPr>
+                      <a:picLocks noChangeAspect="1" noChangeArrowheads="1"/>
+                    </pic:cNvPicPr>
+                  </pic:nvPicPr>
+                  <pic:blipFill>
+                    <a:blip r:embed="rId8"/>
+                    <a:stretch>
+                      <a:fillRect/>
+                    </a:stretch>
+                  </pic:blipFill>
+                  <pic:spPr bwMode="auto">
+                    <a:xfrm>
+                      <a:off x="0" y="0"/>
+                      <a:ext cx="4133850" cy="476250"/>
+                    </a:xfrm>
+                    <a:prstGeom prst="rect">
+                      <a:avLst/>
+                    </a:prstGeom>
+                    <a:noFill/>
+                  </pic:spPr>
+                </pic:pic>
+              </a:graphicData>
+            </a:graphic>
+          </wp:anchor>
+        </w:drawing>
+      </w:r>
+    </w:p>
+    <w:p>
+      <w:pPr>
+        <w:pStyle w:val="BodyText"/>
+        <w:bidi w:val="0"/>
+        <w:jc w:val="left"/>
+        <w:rPr>
+          <w:b/>
+          <w:bCs/>
+        </w:rPr>
+      </w:pPr>
+      <w:r>
+        <w:rPr>
+          <w:b/>
+          <w:bCs/>
+        </w:rPr>
         <w:t xml:space="preserve">7. Find the rows with unassigned Basic [note down the difference between the results obtained in Q.6 and Q.7] </w:t>
       </w:r>
     </w:p>
@@ -1880,10 +1941,233 @@
         <w:pStyle w:val="BodyText"/>
         <w:bidi w:val="0"/>
         <w:jc w:val="left"/>
-        <w:rPr/>
-      </w:pPr>
-      <w:r>
-        <w:rPr/>
+        <w:rPr>
+          <w:b/>
+          <w:bCs/>
+        </w:rPr>
+      </w:pPr>
+      <w:r>
+        <w:rPr>
+          <w:b/>
+          <w:bCs/>
+        </w:rPr>
+        <w:drawing>
+          <wp:anchor distT="0" distB="0" distL="0" distR="0" simplePos="0" relativeHeight="9" behindDoc="0" locked="0" layoutInCell="0" allowOverlap="1">
+            <wp:simplePos x="0" y="0"/>
+            <wp:positionH relativeFrom="column">
+              <wp:align>center</wp:align>
+            </wp:positionH>
+            <wp:positionV relativeFrom="paragraph">
+              <wp:posOffset>635</wp:posOffset>
+            </wp:positionV>
+            <wp:extent cx="6332220" cy="990600"/>
+            <wp:effectExtent l="0" t="0" r="0" b="0"/>
+            <wp:wrapTopAndBottom/>
+            <wp:docPr id="8" name="Image8"/>
+            <wp:cNvGraphicFramePr>
+              <a:graphicFrameLocks xmlns:a="http://schemas.openxmlformats.org/drawingml/2006/main" noChangeAspect="1"/>
+            </wp:cNvGraphicFramePr>
+            <a:graphic xmlns:a="http://schemas.openxmlformats.org/drawingml/2006/main">
+              <a:graphicData uri="http://schemas.openxmlformats.org/drawingml/2006/picture">
+                <pic:pic xmlns:pic="http://schemas.openxmlformats.org/drawingml/2006/picture">
+                  <pic:nvPicPr>
+                    <pic:cNvPr id="8" name="Image8"/>
+                    <pic:cNvPicPr>
+                      <a:picLocks noChangeAspect="1" noChangeArrowheads="1"/>
+                    </pic:cNvPicPr>
+                  </pic:nvPicPr>
+                  <pic:blipFill>
+                    <a:blip r:embed="rId9"/>
+                    <a:stretch>
+                      <a:fillRect/>
+                    </a:stretch>
+                  </pic:blipFill>
+                  <pic:spPr bwMode="auto">
+                    <a:xfrm>
+                      <a:off x="0" y="0"/>
+                      <a:ext cx="6332220" cy="990600"/>
+                    </a:xfrm>
+                    <a:prstGeom prst="rect">
+                      <a:avLst/>
+                    </a:prstGeom>
+                    <a:noFill/>
+                  </pic:spPr>
+                </pic:pic>
+              </a:graphicData>
+            </a:graphic>
+          </wp:anchor>
+        </w:drawing>
+      </w:r>
+    </w:p>
+    <w:p>
+      <w:pPr>
+        <w:pStyle w:val="Heading3"/>
+        <w:bidi w:val="0"/>
+        <w:jc w:val="left"/>
+        <w:rPr>
+          <w:b w:val="false"/>
+          <w:bCs w:val="false"/>
+          <w:sz w:val="24"/>
+          <w:szCs w:val="24"/>
+        </w:rPr>
+      </w:pPr>
+      <w:r>
+        <w:rPr>
+          <w:b w:val="false"/>
+          <w:bCs w:val="false"/>
+          <w:sz w:val="24"/>
+          <w:szCs w:val="24"/>
+        </w:rPr>
+        <w:t>Difference Between Q6 and Q7</w:t>
+      </w:r>
+    </w:p>
+    <w:p>
+      <w:pPr>
+        <w:pStyle w:val="BodyText"/>
+        <w:numPr>
+          <w:ilvl w:val="0"/>
+          <w:numId w:val="1"/>
+        </w:numPr>
+        <w:tabs>
+          <w:tab w:val="clear" w:pos="709"/>
+          <w:tab w:val="left" w:pos="0" w:leader="none"/>
+        </w:tabs>
+        <w:spacing w:before="0" w:after="0"/>
+        <w:ind w:hanging="283" w:left="709"/>
+        <w:rPr>
+          <w:b/>
+          <w:bCs/>
+        </w:rPr>
+      </w:pPr>
+      <w:r>
+        <w:rPr>
+          <w:rStyle w:val="SourceText"/>
+          <w:b w:val="false"/>
+          <w:bCs w:val="false"/>
+        </w:rPr>
+        <w:t>BASIC = 0</w:t>
+      </w:r>
+      <w:r>
+        <w:rPr>
+          <w:b w:val="false"/>
+          <w:bCs w:val="false"/>
+        </w:rPr>
+        <w:t xml:space="preserve"> → checks rows where value is exactly 0 </w:t>
+      </w:r>
+    </w:p>
+    <w:p>
+      <w:pPr>
+        <w:pStyle w:val="BodyText"/>
+        <w:numPr>
+          <w:ilvl w:val="0"/>
+          <w:numId w:val="1"/>
+        </w:numPr>
+        <w:tabs>
+          <w:tab w:val="clear" w:pos="709"/>
+          <w:tab w:val="left" w:pos="0" w:leader="none"/>
+        </w:tabs>
+        <w:ind w:hanging="283" w:left="709"/>
+        <w:rPr>
+          <w:b/>
+          <w:bCs/>
+        </w:rPr>
+      </w:pPr>
+      <w:r>
+        <w:rPr>
+          <w:rStyle w:val="SourceText"/>
+          <w:b w:val="false"/>
+          <w:bCs w:val="false"/>
+        </w:rPr>
+        <w:t>BASIC IS NULL</w:t>
+      </w:r>
+      <w:r>
+        <w:rPr>
+          <w:b w:val="false"/>
+          <w:bCs w:val="false"/>
+        </w:rPr>
+        <w:t xml:space="preserve"> → checks rows where value is missing/not assigned</w:t>
+      </w:r>
+    </w:p>
+    <w:p>
+      <w:pPr>
+        <w:pStyle w:val="BodyText"/>
+        <w:bidi w:val="0"/>
+        <w:jc w:val="left"/>
+        <w:rPr>
+          <w:b/>
+          <w:bCs/>
+        </w:rPr>
+      </w:pPr>
+      <w:r>
+        <w:rPr>
+          <w:b/>
+          <w:bCs/>
+        </w:rPr>
+      </w:r>
+    </w:p>
+    <w:p>
+      <w:pPr>
+        <w:pStyle w:val="BodyText"/>
+        <w:bidi w:val="0"/>
+        <w:jc w:val="left"/>
+        <w:rPr>
+          <w:b/>
+          <w:bCs/>
+        </w:rPr>
+      </w:pPr>
+      <w:r>
+        <w:drawing>
+          <wp:anchor distT="0" distB="0" distL="0" distR="0" simplePos="0" relativeHeight="10" behindDoc="0" locked="0" layoutInCell="0" allowOverlap="1">
+            <wp:simplePos x="0" y="0"/>
+            <wp:positionH relativeFrom="column">
+              <wp:posOffset>94615</wp:posOffset>
+            </wp:positionH>
+            <wp:positionV relativeFrom="paragraph">
+              <wp:posOffset>260985</wp:posOffset>
+            </wp:positionV>
+            <wp:extent cx="5038725" cy="1476375"/>
+            <wp:effectExtent l="0" t="0" r="0" b="0"/>
+            <wp:wrapTopAndBottom/>
+            <wp:docPr id="9" name="Image9"/>
+            <wp:cNvGraphicFramePr>
+              <a:graphicFrameLocks xmlns:a="http://schemas.openxmlformats.org/drawingml/2006/main" noChangeAspect="1"/>
+            </wp:cNvGraphicFramePr>
+            <a:graphic xmlns:a="http://schemas.openxmlformats.org/drawingml/2006/main">
+              <a:graphicData uri="http://schemas.openxmlformats.org/drawingml/2006/picture">
+                <pic:pic xmlns:pic="http://schemas.openxmlformats.org/drawingml/2006/picture">
+                  <pic:nvPicPr>
+                    <pic:cNvPr id="9" name="Image9"/>
+                    <pic:cNvPicPr>
+                      <a:picLocks noChangeAspect="1" noChangeArrowheads="1"/>
+                    </pic:cNvPicPr>
+                  </pic:nvPicPr>
+                  <pic:blipFill>
+                    <a:blip r:embed="rId10"/>
+                    <a:stretch>
+                      <a:fillRect/>
+                    </a:stretch>
+                  </pic:blipFill>
+                  <pic:spPr bwMode="auto">
+                    <a:xfrm>
+                      <a:off x="0" y="0"/>
+                      <a:ext cx="5038725" cy="1476375"/>
+                    </a:xfrm>
+                    <a:prstGeom prst="rect">
+                      <a:avLst/>
+                    </a:prstGeom>
+                    <a:noFill/>
+                  </pic:spPr>
+                </pic:pic>
+              </a:graphicData>
+            </a:graphic>
+          </wp:anchor>
+        </w:drawing>
+      </w:r>
+      <w:r>
+        <w:rPr>
+          <w:b/>
+          <w:bCs/>
+        </w:rPr>
         <w:t xml:space="preserve">8. Find the average basic of the employees. </w:t>
       </w:r>
     </w:p>
@@ -1892,10 +2176,33 @@
         <w:pStyle w:val="BodyText"/>
         <w:bidi w:val="0"/>
         <w:jc w:val="left"/>
-        <w:rPr/>
-      </w:pPr>
-      <w:r>
-        <w:rPr/>
+        <w:rPr>
+          <w:b/>
+          <w:bCs/>
+        </w:rPr>
+      </w:pPr>
+      <w:r>
+        <w:rPr>
+          <w:b/>
+          <w:bCs/>
+        </w:rPr>
+      </w:r>
+    </w:p>
+    <w:p>
+      <w:pPr>
+        <w:pStyle w:val="BodyText"/>
+        <w:bidi w:val="0"/>
+        <w:jc w:val="left"/>
+        <w:rPr>
+          <w:b/>
+          <w:bCs/>
+        </w:rPr>
+      </w:pPr>
+      <w:r>
+        <w:rPr>
+          <w:b/>
+          <w:bCs/>
+        </w:rPr>
         <w:t xml:space="preserve">9. Replace the BASIC with 0 for the rows with unassigned Basic. </w:t>
       </w:r>
     </w:p>
@@ -1904,10 +2211,125 @@
         <w:pStyle w:val="BodyText"/>
         <w:bidi w:val="0"/>
         <w:jc w:val="left"/>
-        <w:rPr/>
-      </w:pPr>
-      <w:r>
-        <w:rPr/>
+        <w:rPr>
+          <w:b/>
+          <w:bCs/>
+        </w:rPr>
+      </w:pPr>
+      <w:r>
+        <w:rPr>
+          <w:b/>
+          <w:bCs/>
+        </w:rPr>
+        <w:drawing>
+          <wp:anchor distT="0" distB="0" distL="0" distR="0" simplePos="0" relativeHeight="11" behindDoc="0" locked="0" layoutInCell="0" allowOverlap="1">
+            <wp:simplePos x="0" y="0"/>
+            <wp:positionH relativeFrom="column">
+              <wp:posOffset>85090</wp:posOffset>
+            </wp:positionH>
+            <wp:positionV relativeFrom="paragraph">
+              <wp:posOffset>635</wp:posOffset>
+            </wp:positionV>
+            <wp:extent cx="5076825" cy="685800"/>
+            <wp:effectExtent l="0" t="0" r="0" b="0"/>
+            <wp:wrapTopAndBottom/>
+            <wp:docPr id="10" name="Image10"/>
+            <wp:cNvGraphicFramePr>
+              <a:graphicFrameLocks xmlns:a="http://schemas.openxmlformats.org/drawingml/2006/main" noChangeAspect="1"/>
+            </wp:cNvGraphicFramePr>
+            <a:graphic xmlns:a="http://schemas.openxmlformats.org/drawingml/2006/main">
+              <a:graphicData uri="http://schemas.openxmlformats.org/drawingml/2006/picture">
+                <pic:pic xmlns:pic="http://schemas.openxmlformats.org/drawingml/2006/picture">
+                  <pic:nvPicPr>
+                    <pic:cNvPr id="10" name="Image10"/>
+                    <pic:cNvPicPr>
+                      <a:picLocks noChangeAspect="1" noChangeArrowheads="1"/>
+                    </pic:cNvPicPr>
+                  </pic:nvPicPr>
+                  <pic:blipFill>
+                    <a:blip r:embed="rId11"/>
+                    <a:stretch>
+                      <a:fillRect/>
+                    </a:stretch>
+                  </pic:blipFill>
+                  <pic:spPr bwMode="auto">
+                    <a:xfrm>
+                      <a:off x="0" y="0"/>
+                      <a:ext cx="5076825" cy="685800"/>
+                    </a:xfrm>
+                    <a:prstGeom prst="rect">
+                      <a:avLst/>
+                    </a:prstGeom>
+                    <a:noFill/>
+                  </pic:spPr>
+                </pic:pic>
+              </a:graphicData>
+            </a:graphic>
+          </wp:anchor>
+        </w:drawing>
+        <w:drawing>
+          <wp:anchor distT="0" distB="0" distL="0" distR="0" simplePos="0" relativeHeight="12" behindDoc="0" locked="0" layoutInCell="0" allowOverlap="1">
+            <wp:simplePos x="0" y="0"/>
+            <wp:positionH relativeFrom="column">
+              <wp:posOffset>47625</wp:posOffset>
+            </wp:positionH>
+            <wp:positionV relativeFrom="paragraph">
+              <wp:posOffset>790575</wp:posOffset>
+            </wp:positionV>
+            <wp:extent cx="6332220" cy="1416685"/>
+            <wp:effectExtent l="0" t="0" r="0" b="0"/>
+            <wp:wrapTopAndBottom/>
+            <wp:docPr id="11" name="Image11"/>
+            <wp:cNvGraphicFramePr>
+              <a:graphicFrameLocks xmlns:a="http://schemas.openxmlformats.org/drawingml/2006/main" noChangeAspect="1"/>
+            </wp:cNvGraphicFramePr>
+            <a:graphic xmlns:a="http://schemas.openxmlformats.org/drawingml/2006/main">
+              <a:graphicData uri="http://schemas.openxmlformats.org/drawingml/2006/picture">
+                <pic:pic xmlns:pic="http://schemas.openxmlformats.org/drawingml/2006/picture">
+                  <pic:nvPicPr>
+                    <pic:cNvPr id="11" name="Image11"/>
+                    <pic:cNvPicPr>
+                      <a:picLocks noChangeAspect="1" noChangeArrowheads="1"/>
+                    </pic:cNvPicPr>
+                  </pic:nvPicPr>
+                  <pic:blipFill>
+                    <a:blip r:embed="rId12"/>
+                    <a:stretch>
+                      <a:fillRect/>
+                    </a:stretch>
+                  </pic:blipFill>
+                  <pic:spPr bwMode="auto">
+                    <a:xfrm>
+                      <a:off x="0" y="0"/>
+                      <a:ext cx="6332220" cy="1416685"/>
+                    </a:xfrm>
+                    <a:prstGeom prst="rect">
+                      <a:avLst/>
+                    </a:prstGeom>
+                    <a:noFill/>
+                  </pic:spPr>
+                </pic:pic>
+              </a:graphicData>
+            </a:graphic>
+          </wp:anchor>
+        </w:drawing>
+      </w:r>
+    </w:p>
+    <w:p>
+      <w:pPr>
+        <w:pStyle w:val="BodyText"/>
+        <w:bidi w:val="0"/>
+        <w:jc w:val="left"/>
+        <w:rPr>
+          <w:b/>
+          <w:bCs/>
+        </w:rPr>
+      </w:pPr>
+      <w:r>
+        <w:rPr>
+          <w:b/>
+          <w:bCs/>
+        </w:rPr>
         <w:t>10. Again, find the average Basic. (Note the difference of result obtained in Q.8 &amp; Q.10.)</w:t>
       </w:r>
     </w:p>
@@ -1916,10 +2338,117 @@
         <w:pStyle w:val="BodyText"/>
         <w:bidi w:val="0"/>
         <w:jc w:val="left"/>
-        <w:rPr/>
-      </w:pPr>
-      <w:r>
-        <w:rPr/>
+        <w:rPr>
+          <w:b/>
+          <w:bCs/>
+        </w:rPr>
+      </w:pPr>
+      <w:r>
+        <w:rPr>
+          <w:b/>
+          <w:bCs/>
+        </w:rPr>
+        <w:drawing>
+          <wp:anchor distT="0" distB="0" distL="0" distR="0" simplePos="0" relativeHeight="13" behindDoc="0" locked="0" layoutInCell="0" allowOverlap="1">
+            <wp:simplePos x="0" y="0"/>
+            <wp:positionH relativeFrom="column">
+              <wp:posOffset>51435</wp:posOffset>
+            </wp:positionH>
+            <wp:positionV relativeFrom="paragraph">
+              <wp:posOffset>42545</wp:posOffset>
+            </wp:positionV>
+            <wp:extent cx="5162550" cy="1485900"/>
+            <wp:effectExtent l="0" t="0" r="0" b="0"/>
+            <wp:wrapTopAndBottom/>
+            <wp:docPr id="12" name="Image12"/>
+            <wp:cNvGraphicFramePr>
+              <a:graphicFrameLocks xmlns:a="http://schemas.openxmlformats.org/drawingml/2006/main" noChangeAspect="1"/>
+            </wp:cNvGraphicFramePr>
+            <a:graphic xmlns:a="http://schemas.openxmlformats.org/drawingml/2006/main">
+              <a:graphicData uri="http://schemas.openxmlformats.org/drawingml/2006/picture">
+                <pic:pic xmlns:pic="http://schemas.openxmlformats.org/drawingml/2006/picture">
+                  <pic:nvPicPr>
+                    <pic:cNvPr id="12" name="Image12"/>
+                    <pic:cNvPicPr>
+                      <a:picLocks noChangeAspect="1" noChangeArrowheads="1"/>
+                    </pic:cNvPicPr>
+                  </pic:nvPicPr>
+                  <pic:blipFill>
+                    <a:blip r:embed="rId13"/>
+                    <a:stretch>
+                      <a:fillRect/>
+                    </a:stretch>
+                  </pic:blipFill>
+                  <pic:spPr bwMode="auto">
+                    <a:xfrm>
+                      <a:off x="0" y="0"/>
+                      <a:ext cx="5162550" cy="1485900"/>
+                    </a:xfrm>
+                    <a:prstGeom prst="rect">
+                      <a:avLst/>
+                    </a:prstGeom>
+                    <a:noFill/>
+                  </pic:spPr>
+                </pic:pic>
+              </a:graphicData>
+            </a:graphic>
+          </wp:anchor>
+        </w:drawing>
+      </w:r>
+    </w:p>
+    <w:p>
+      <w:pPr>
+        <w:pStyle w:val="Heading3"/>
+        <w:bidi w:val="0"/>
+        <w:jc w:val="left"/>
+        <w:rPr>
+          <w:b w:val="false"/>
+          <w:bCs w:val="false"/>
+          <w:sz w:val="24"/>
+          <w:szCs w:val="24"/>
+        </w:rPr>
+      </w:pPr>
+      <w:r>
+        <w:rPr>
+          <w:b w:val="false"/>
+          <w:bCs w:val="false"/>
+          <w:sz w:val="24"/>
+          <w:szCs w:val="24"/>
+        </w:rPr>
+        <w:t>Difference</w:t>
+      </w:r>
+    </w:p>
+    <w:p>
+      <w:pPr>
+        <w:pStyle w:val="BodyText"/>
+        <w:rPr>
+          <w:b w:val="false"/>
+          <w:bCs w:val="false"/>
+        </w:rPr>
+      </w:pPr>
+      <w:r>
+        <w:rPr>
+          <w:b w:val="false"/>
+          <w:bCs w:val="false"/>
+        </w:rPr>
+        <w:t>Average decreases because NULL values became 0.</w:t>
+      </w:r>
+    </w:p>
+    <w:p>
+      <w:pPr>
+        <w:pStyle w:val="BodyText"/>
+        <w:bidi w:val="0"/>
+        <w:jc w:val="left"/>
+        <w:rPr>
+          <w:b/>
+          <w:bCs/>
+        </w:rPr>
+      </w:pPr>
+      <w:r>
+        <w:rPr>
+          <w:b/>
+          <w:bCs/>
+        </w:rPr>
         <w:t xml:space="preserve">11. Delete the rows with unassigned DEPT_CODE. </w:t>
       </w:r>
     </w:p>
@@ -1928,10 +2457,79 @@
         <w:pStyle w:val="BodyText"/>
         <w:bidi w:val="0"/>
         <w:jc w:val="left"/>
-        <w:rPr/>
-      </w:pPr>
-      <w:r>
-        <w:rPr/>
+        <w:rPr>
+          <w:b/>
+          <w:bCs/>
+        </w:rPr>
+      </w:pPr>
+      <w:r>
+        <w:rPr>
+          <w:b/>
+          <w:bCs/>
+        </w:rPr>
+        <w:drawing>
+          <wp:anchor distT="0" distB="0" distL="0" distR="0" simplePos="0" relativeHeight="14" behindDoc="0" locked="0" layoutInCell="0" allowOverlap="1">
+            <wp:simplePos x="0" y="0"/>
+            <wp:positionH relativeFrom="column">
+              <wp:align>center</wp:align>
+            </wp:positionH>
+            <wp:positionV relativeFrom="paragraph">
+              <wp:posOffset>635</wp:posOffset>
+            </wp:positionV>
+            <wp:extent cx="6332220" cy="1518920"/>
+            <wp:effectExtent l="0" t="0" r="0" b="0"/>
+            <wp:wrapTopAndBottom/>
+            <wp:docPr id="13" name="Image13"/>
+            <wp:cNvGraphicFramePr>
+              <a:graphicFrameLocks xmlns:a="http://schemas.openxmlformats.org/drawingml/2006/main" noChangeAspect="1"/>
+            </wp:cNvGraphicFramePr>
+            <a:graphic xmlns:a="http://schemas.openxmlformats.org/drawingml/2006/main">
+              <a:graphicData uri="http://schemas.openxmlformats.org/drawingml/2006/picture">
+                <pic:pic xmlns:pic="http://schemas.openxmlformats.org/drawingml/2006/picture">
+                  <pic:nvPicPr>
+                    <pic:cNvPr id="13" name="Image13"/>
+                    <pic:cNvPicPr>
+                      <a:picLocks noChangeAspect="1" noChangeArrowheads="1"/>
+                    </pic:cNvPicPr>
+                  </pic:nvPicPr>
+                  <pic:blipFill>
+                    <a:blip r:embed="rId14"/>
+                    <a:stretch>
+                      <a:fillRect/>
+                    </a:stretch>
+                  </pic:blipFill>
+                  <pic:spPr bwMode="auto">
+                    <a:xfrm>
+                      <a:off x="0" y="0"/>
+                      <a:ext cx="6332220" cy="1518920"/>
+                    </a:xfrm>
+                    <a:prstGeom prst="rect">
+                      <a:avLst/>
+                    </a:prstGeom>
+                    <a:noFill/>
+                  </pic:spPr>
+                </pic:pic>
+              </a:graphicData>
+            </a:graphic>
+          </wp:anchor>
+        </w:drawing>
+      </w:r>
+    </w:p>
+    <w:p>
+      <w:pPr>
+        <w:pStyle w:val="BodyText"/>
+        <w:bidi w:val="0"/>
+        <w:jc w:val="left"/>
+        <w:rPr>
+          <w:b/>
+          <w:bCs/>
+        </w:rPr>
+      </w:pPr>
+      <w:r>
+        <w:rPr>
+          <w:b/>
+          <w:bCs/>
+        </w:rPr>
         <w:t xml:space="preserve">12. Say, Net pay of an employee= Basic+HRA+DA where HRA is 50% of the Basic &amp; DA is 40% of Basic.  Show the employee name &amp; Net pay for all employees. </w:t>
       </w:r>
     </w:p>
@@ -1940,10 +2538,79 @@
         <w:pStyle w:val="BodyText"/>
         <w:bidi w:val="0"/>
         <w:jc w:val="left"/>
-        <w:rPr/>
-      </w:pPr>
-      <w:r>
-        <w:rPr/>
+        <w:rPr>
+          <w:b/>
+          <w:bCs/>
+        </w:rPr>
+      </w:pPr>
+      <w:r>
+        <w:rPr>
+          <w:b/>
+          <w:bCs/>
+        </w:rPr>
+        <w:drawing>
+          <wp:anchor distT="0" distB="0" distL="0" distR="0" simplePos="0" relativeHeight="15" behindDoc="0" locked="0" layoutInCell="0" allowOverlap="1">
+            <wp:simplePos x="0" y="0"/>
+            <wp:positionH relativeFrom="column">
+              <wp:align>center</wp:align>
+            </wp:positionH>
+            <wp:positionV relativeFrom="paragraph">
+              <wp:posOffset>635</wp:posOffset>
+            </wp:positionV>
+            <wp:extent cx="6332220" cy="1622425"/>
+            <wp:effectExtent l="0" t="0" r="0" b="0"/>
+            <wp:wrapTopAndBottom/>
+            <wp:docPr id="14" name="Image14"/>
+            <wp:cNvGraphicFramePr>
+              <a:graphicFrameLocks xmlns:a="http://schemas.openxmlformats.org/drawingml/2006/main" noChangeAspect="1"/>
+            </wp:cNvGraphicFramePr>
+            <a:graphic xmlns:a="http://schemas.openxmlformats.org/drawingml/2006/main">
+              <a:graphicData uri="http://schemas.openxmlformats.org/drawingml/2006/picture">
+                <pic:pic xmlns:pic="http://schemas.openxmlformats.org/drawingml/2006/picture">
+                  <pic:nvPicPr>
+                    <pic:cNvPr id="14" name="Image14"/>
+                    <pic:cNvPicPr>
+                      <a:picLocks noChangeAspect="1" noChangeArrowheads="1"/>
+                    </pic:cNvPicPr>
+                  </pic:nvPicPr>
+                  <pic:blipFill>
+                    <a:blip r:embed="rId15"/>
+                    <a:stretch>
+                      <a:fillRect/>
+                    </a:stretch>
+                  </pic:blipFill>
+                  <pic:spPr bwMode="auto">
+                    <a:xfrm>
+                      <a:off x="0" y="0"/>
+                      <a:ext cx="6332220" cy="1622425"/>
+                    </a:xfrm>
+                    <a:prstGeom prst="rect">
+                      <a:avLst/>
+                    </a:prstGeom>
+                    <a:noFill/>
+                  </pic:spPr>
+                </pic:pic>
+              </a:graphicData>
+            </a:graphic>
+          </wp:anchor>
+        </w:drawing>
+      </w:r>
+    </w:p>
+    <w:p>
+      <w:pPr>
+        <w:pStyle w:val="BodyText"/>
+        <w:bidi w:val="0"/>
+        <w:jc w:val="left"/>
+        <w:rPr>
+          <w:b/>
+          <w:bCs/>
+        </w:rPr>
+      </w:pPr>
+      <w:r>
+        <w:rPr>
+          <w:b/>
+          <w:bCs/>
+        </w:rPr>
         <w:t xml:space="preserve">13. Show the EMP_NAME &amp; BASIC in the ascending order of DEPT_CODE. The employee name must appear in uppercase. </w:t>
       </w:r>
     </w:p>
@@ -1952,10 +2619,79 @@
         <w:pStyle w:val="BodyText"/>
         <w:bidi w:val="0"/>
         <w:jc w:val="left"/>
-        <w:rPr/>
-      </w:pPr>
-      <w:r>
-        <w:rPr/>
+        <w:rPr>
+          <w:b/>
+          <w:bCs/>
+        </w:rPr>
+      </w:pPr>
+      <w:r>
+        <w:rPr>
+          <w:b/>
+          <w:bCs/>
+        </w:rPr>
+        <w:drawing>
+          <wp:anchor distT="0" distB="0" distL="0" distR="0" simplePos="0" relativeHeight="16" behindDoc="0" locked="0" layoutInCell="0" allowOverlap="1">
+            <wp:simplePos x="0" y="0"/>
+            <wp:positionH relativeFrom="column">
+              <wp:align>center</wp:align>
+            </wp:positionH>
+            <wp:positionV relativeFrom="paragraph">
+              <wp:posOffset>635</wp:posOffset>
+            </wp:positionV>
+            <wp:extent cx="6332220" cy="1622425"/>
+            <wp:effectExtent l="0" t="0" r="0" b="0"/>
+            <wp:wrapTopAndBottom/>
+            <wp:docPr id="15" name="Image15"/>
+            <wp:cNvGraphicFramePr>
+              <a:graphicFrameLocks xmlns:a="http://schemas.openxmlformats.org/drawingml/2006/main" noChangeAspect="1"/>
+            </wp:cNvGraphicFramePr>
+            <a:graphic xmlns:a="http://schemas.openxmlformats.org/drawingml/2006/main">
+              <a:graphicData uri="http://schemas.openxmlformats.org/drawingml/2006/picture">
+                <pic:pic xmlns:pic="http://schemas.openxmlformats.org/drawingml/2006/picture">
+                  <pic:nvPicPr>
+                    <pic:cNvPr id="15" name="Image15"/>
+                    <pic:cNvPicPr>
+                      <a:picLocks noChangeAspect="1" noChangeArrowheads="1"/>
+                    </pic:cNvPicPr>
+                  </pic:nvPicPr>
+                  <pic:blipFill>
+                    <a:blip r:embed="rId16"/>
+                    <a:stretch>
+                      <a:fillRect/>
+                    </a:stretch>
+                  </pic:blipFill>
+                  <pic:spPr bwMode="auto">
+                    <a:xfrm>
+                      <a:off x="0" y="0"/>
+                      <a:ext cx="6332220" cy="1622425"/>
+                    </a:xfrm>
+                    <a:prstGeom prst="rect">
+                      <a:avLst/>
+                    </a:prstGeom>
+                    <a:noFill/>
+                  </pic:spPr>
+                </pic:pic>
+              </a:graphicData>
+            </a:graphic>
+          </wp:anchor>
+        </w:drawing>
+      </w:r>
+    </w:p>
+    <w:p>
+      <w:pPr>
+        <w:pStyle w:val="BodyText"/>
+        <w:bidi w:val="0"/>
+        <w:jc w:val="left"/>
+        <w:rPr>
+          <w:b/>
+          <w:bCs/>
+        </w:rPr>
+      </w:pPr>
+      <w:r>
+        <w:rPr>
+          <w:b/>
+          <w:bCs/>
+        </w:rPr>
         <w:t xml:space="preserve">14. Find the employees who have joined after 1st January 2010. </w:t>
       </w:r>
     </w:p>
@@ -1964,10 +2700,79 @@
         <w:pStyle w:val="BodyText"/>
         <w:bidi w:val="0"/>
         <w:jc w:val="left"/>
-        <w:rPr/>
-      </w:pPr>
-      <w:r>
-        <w:rPr/>
+        <w:rPr>
+          <w:b/>
+          <w:bCs/>
+        </w:rPr>
+      </w:pPr>
+      <w:r>
+        <w:rPr>
+          <w:b/>
+          <w:bCs/>
+        </w:rPr>
+        <w:drawing>
+          <wp:anchor distT="0" distB="0" distL="0" distR="0" simplePos="0" relativeHeight="17" behindDoc="0" locked="0" layoutInCell="0" allowOverlap="1">
+            <wp:simplePos x="0" y="0"/>
+            <wp:positionH relativeFrom="column">
+              <wp:align>center</wp:align>
+            </wp:positionH>
+            <wp:positionV relativeFrom="paragraph">
+              <wp:posOffset>635</wp:posOffset>
+            </wp:positionV>
+            <wp:extent cx="6332220" cy="1057910"/>
+            <wp:effectExtent l="0" t="0" r="0" b="0"/>
+            <wp:wrapTopAndBottom/>
+            <wp:docPr id="16" name="Image16"/>
+            <wp:cNvGraphicFramePr>
+              <a:graphicFrameLocks xmlns:a="http://schemas.openxmlformats.org/drawingml/2006/main" noChangeAspect="1"/>
+            </wp:cNvGraphicFramePr>
+            <a:graphic xmlns:a="http://schemas.openxmlformats.org/drawingml/2006/main">
+              <a:graphicData uri="http://schemas.openxmlformats.org/drawingml/2006/picture">
+                <pic:pic xmlns:pic="http://schemas.openxmlformats.org/drawingml/2006/picture">
+                  <pic:nvPicPr>
+                    <pic:cNvPr id="16" name="Image16"/>
+                    <pic:cNvPicPr>
+                      <a:picLocks noChangeAspect="1" noChangeArrowheads="1"/>
+                    </pic:cNvPicPr>
+                  </pic:nvPicPr>
+                  <pic:blipFill>
+                    <a:blip r:embed="rId17"/>
+                    <a:stretch>
+                      <a:fillRect/>
+                    </a:stretch>
+                  </pic:blipFill>
+                  <pic:spPr bwMode="auto">
+                    <a:xfrm>
+                      <a:off x="0" y="0"/>
+                      <a:ext cx="6332220" cy="1057910"/>
+                    </a:xfrm>
+                    <a:prstGeom prst="rect">
+                      <a:avLst/>
+                    </a:prstGeom>
+                    <a:noFill/>
+                  </pic:spPr>
+                </pic:pic>
+              </a:graphicData>
+            </a:graphic>
+          </wp:anchor>
+        </w:drawing>
+      </w:r>
+    </w:p>
+    <w:p>
+      <w:pPr>
+        <w:pStyle w:val="BodyText"/>
+        <w:bidi w:val="0"/>
+        <w:jc w:val="left"/>
+        <w:rPr>
+          <w:b/>
+          <w:bCs/>
+        </w:rPr>
+      </w:pPr>
+      <w:r>
+        <w:rPr>
+          <w:b/>
+          <w:bCs/>
+        </w:rPr>
         <w:t>15. Find, how many employees have joined in the month of January?</w:t>
       </w:r>
     </w:p>
@@ -1976,10 +2781,79 @@
         <w:pStyle w:val="BodyText"/>
         <w:bidi w:val="0"/>
         <w:jc w:val="left"/>
-        <w:rPr/>
-      </w:pPr>
-      <w:r>
-        <w:rPr/>
+        <w:rPr>
+          <w:b/>
+          <w:bCs/>
+        </w:rPr>
+      </w:pPr>
+      <w:r>
+        <w:rPr>
+          <w:b/>
+          <w:bCs/>
+        </w:rPr>
+        <w:drawing>
+          <wp:anchor distT="0" distB="0" distL="0" distR="0" simplePos="0" relativeHeight="18" behindDoc="0" locked="0" layoutInCell="0" allowOverlap="1">
+            <wp:simplePos x="0" y="0"/>
+            <wp:positionH relativeFrom="column">
+              <wp:align>center</wp:align>
+            </wp:positionH>
+            <wp:positionV relativeFrom="paragraph">
+              <wp:posOffset>635</wp:posOffset>
+            </wp:positionV>
+            <wp:extent cx="6296025" cy="1543050"/>
+            <wp:effectExtent l="0" t="0" r="0" b="0"/>
+            <wp:wrapTopAndBottom/>
+            <wp:docPr id="17" name="Image17"/>
+            <wp:cNvGraphicFramePr>
+              <a:graphicFrameLocks xmlns:a="http://schemas.openxmlformats.org/drawingml/2006/main" noChangeAspect="1"/>
+            </wp:cNvGraphicFramePr>
+            <a:graphic xmlns:a="http://schemas.openxmlformats.org/drawingml/2006/main">
+              <a:graphicData uri="http://schemas.openxmlformats.org/drawingml/2006/picture">
+                <pic:pic xmlns:pic="http://schemas.openxmlformats.org/drawingml/2006/picture">
+                  <pic:nvPicPr>
+                    <pic:cNvPr id="17" name="Image17"/>
+                    <pic:cNvPicPr>
+                      <a:picLocks noChangeAspect="1" noChangeArrowheads="1"/>
+                    </pic:cNvPicPr>
+                  </pic:nvPicPr>
+                  <pic:blipFill>
+                    <a:blip r:embed="rId18"/>
+                    <a:stretch>
+                      <a:fillRect/>
+                    </a:stretch>
+                  </pic:blipFill>
+                  <pic:spPr bwMode="auto">
+                    <a:xfrm>
+                      <a:off x="0" y="0"/>
+                      <a:ext cx="6296025" cy="1543050"/>
+                    </a:xfrm>
+                    <a:prstGeom prst="rect">
+                      <a:avLst/>
+                    </a:prstGeom>
+                    <a:noFill/>
+                  </pic:spPr>
+                </pic:pic>
+              </a:graphicData>
+            </a:graphic>
+          </wp:anchor>
+        </w:drawing>
+      </w:r>
+    </w:p>
+    <w:p>
+      <w:pPr>
+        <w:pStyle w:val="BodyText"/>
+        <w:bidi w:val="0"/>
+        <w:jc w:val="left"/>
+        <w:rPr>
+          <w:b/>
+          <w:bCs/>
+        </w:rPr>
+      </w:pPr>
+      <w:r>
+        <w:rPr>
+          <w:b/>
+          <w:bCs/>
+        </w:rPr>
         <w:t xml:space="preserve">16. Find the maximum &amp; minimum Basic. </w:t>
       </w:r>
     </w:p>
@@ -1988,10 +2862,79 @@
         <w:pStyle w:val="BodyText"/>
         <w:bidi w:val="0"/>
         <w:jc w:val="left"/>
-        <w:rPr/>
-      </w:pPr>
-      <w:r>
-        <w:rPr/>
+        <w:rPr>
+          <w:b/>
+          <w:bCs/>
+        </w:rPr>
+      </w:pPr>
+      <w:r>
+        <w:rPr>
+          <w:b/>
+          <w:bCs/>
+        </w:rPr>
+        <w:drawing>
+          <wp:anchor distT="0" distB="0" distL="0" distR="0" simplePos="0" relativeHeight="19" behindDoc="0" locked="0" layoutInCell="0" allowOverlap="1">
+            <wp:simplePos x="0" y="0"/>
+            <wp:positionH relativeFrom="column">
+              <wp:align>center</wp:align>
+            </wp:positionH>
+            <wp:positionV relativeFrom="paragraph">
+              <wp:posOffset>635</wp:posOffset>
+            </wp:positionV>
+            <wp:extent cx="6332220" cy="1391285"/>
+            <wp:effectExtent l="0" t="0" r="0" b="0"/>
+            <wp:wrapTopAndBottom/>
+            <wp:docPr id="18" name="Image18"/>
+            <wp:cNvGraphicFramePr>
+              <a:graphicFrameLocks xmlns:a="http://schemas.openxmlformats.org/drawingml/2006/main" noChangeAspect="1"/>
+            </wp:cNvGraphicFramePr>
+            <a:graphic xmlns:a="http://schemas.openxmlformats.org/drawingml/2006/main">
+              <a:graphicData uri="http://schemas.openxmlformats.org/drawingml/2006/picture">
+                <pic:pic xmlns:pic="http://schemas.openxmlformats.org/drawingml/2006/picture">
+                  <pic:nvPicPr>
+                    <pic:cNvPr id="18" name="Image18"/>
+                    <pic:cNvPicPr>
+                      <a:picLocks noChangeAspect="1" noChangeArrowheads="1"/>
+                    </pic:cNvPicPr>
+                  </pic:nvPicPr>
+                  <pic:blipFill>
+                    <a:blip r:embed="rId19"/>
+                    <a:stretch>
+                      <a:fillRect/>
+                    </a:stretch>
+                  </pic:blipFill>
+                  <pic:spPr bwMode="auto">
+                    <a:xfrm>
+                      <a:off x="0" y="0"/>
+                      <a:ext cx="6332220" cy="1391285"/>
+                    </a:xfrm>
+                    <a:prstGeom prst="rect">
+                      <a:avLst/>
+                    </a:prstGeom>
+                    <a:noFill/>
+                  </pic:spPr>
+                </pic:pic>
+              </a:graphicData>
+            </a:graphic>
+          </wp:anchor>
+        </w:drawing>
+      </w:r>
+    </w:p>
+    <w:p>
+      <w:pPr>
+        <w:pStyle w:val="BodyText"/>
+        <w:bidi w:val="0"/>
+        <w:jc w:val="left"/>
+        <w:rPr>
+          <w:b/>
+          <w:bCs/>
+        </w:rPr>
+      </w:pPr>
+      <w:r>
+        <w:rPr>
+          <w:b/>
+          <w:bCs/>
+        </w:rPr>
         <w:t xml:space="preserve">17. Find how many Female employees are there? </w:t>
       </w:r>
     </w:p>
@@ -2000,10 +2943,79 @@
         <w:pStyle w:val="BodyText"/>
         <w:bidi w:val="0"/>
         <w:jc w:val="left"/>
-        <w:rPr/>
-      </w:pPr>
-      <w:r>
-        <w:rPr/>
+        <w:rPr>
+          <w:b/>
+          <w:bCs/>
+        </w:rPr>
+      </w:pPr>
+      <w:r>
+        <w:rPr>
+          <w:b/>
+          <w:bCs/>
+        </w:rPr>
+        <w:drawing>
+          <wp:anchor distT="0" distB="0" distL="0" distR="0" simplePos="0" relativeHeight="20" behindDoc="0" locked="0" layoutInCell="0" allowOverlap="1">
+            <wp:simplePos x="0" y="0"/>
+            <wp:positionH relativeFrom="column">
+              <wp:align>center</wp:align>
+            </wp:positionH>
+            <wp:positionV relativeFrom="paragraph">
+              <wp:posOffset>635</wp:posOffset>
+            </wp:positionV>
+            <wp:extent cx="6332220" cy="1391285"/>
+            <wp:effectExtent l="0" t="0" r="0" b="0"/>
+            <wp:wrapTopAndBottom/>
+            <wp:docPr id="19" name="Image19"/>
+            <wp:cNvGraphicFramePr>
+              <a:graphicFrameLocks xmlns:a="http://schemas.openxmlformats.org/drawingml/2006/main" noChangeAspect="1"/>
+            </wp:cNvGraphicFramePr>
+            <a:graphic xmlns:a="http://schemas.openxmlformats.org/drawingml/2006/main">
+              <a:graphicData uri="http://schemas.openxmlformats.org/drawingml/2006/picture">
+                <pic:pic xmlns:pic="http://schemas.openxmlformats.org/drawingml/2006/picture">
+                  <pic:nvPicPr>
+                    <pic:cNvPr id="19" name="Image19"/>
+                    <pic:cNvPicPr>
+                      <a:picLocks noChangeAspect="1" noChangeArrowheads="1"/>
+                    </pic:cNvPicPr>
+                  </pic:nvPicPr>
+                  <pic:blipFill>
+                    <a:blip r:embed="rId20"/>
+                    <a:stretch>
+                      <a:fillRect/>
+                    </a:stretch>
+                  </pic:blipFill>
+                  <pic:spPr bwMode="auto">
+                    <a:xfrm>
+                      <a:off x="0" y="0"/>
+                      <a:ext cx="6332220" cy="1391285"/>
+                    </a:xfrm>
+                    <a:prstGeom prst="rect">
+                      <a:avLst/>
+                    </a:prstGeom>
+                    <a:noFill/>
+                  </pic:spPr>
+                </pic:pic>
+              </a:graphicData>
+            </a:graphic>
+          </wp:anchor>
+        </w:drawing>
+      </w:r>
+    </w:p>
+    <w:p>
+      <w:pPr>
+        <w:pStyle w:val="BodyText"/>
+        <w:bidi w:val="0"/>
+        <w:jc w:val="left"/>
+        <w:rPr>
+          <w:b/>
+          <w:bCs/>
+        </w:rPr>
+      </w:pPr>
+      <w:r>
+        <w:rPr>
+          <w:b/>
+          <w:bCs/>
+        </w:rPr>
         <w:t xml:space="preserve">18. Replace CITY with existing value converted into uppercase for all rows. </w:t>
       </w:r>
     </w:p>
@@ -2012,10 +3024,142 @@
         <w:pStyle w:val="BodyText"/>
         <w:bidi w:val="0"/>
         <w:jc w:val="left"/>
-        <w:rPr/>
-      </w:pPr>
-      <w:r>
-        <w:rPr/>
+        <w:rPr>
+          <w:b/>
+          <w:bCs/>
+        </w:rPr>
+      </w:pPr>
+      <w:r>
+        <w:rPr>
+          <w:b/>
+          <w:bCs/>
+        </w:rPr>
+        <w:drawing>
+          <wp:anchor distT="0" distB="0" distL="0" distR="0" simplePos="0" relativeHeight="21" behindDoc="0" locked="0" layoutInCell="0" allowOverlap="1">
+            <wp:simplePos x="0" y="0"/>
+            <wp:positionH relativeFrom="column">
+              <wp:posOffset>46990</wp:posOffset>
+            </wp:positionH>
+            <wp:positionV relativeFrom="paragraph">
+              <wp:posOffset>52070</wp:posOffset>
+            </wp:positionV>
+            <wp:extent cx="4848225" cy="904875"/>
+            <wp:effectExtent l="0" t="0" r="0" b="0"/>
+            <wp:wrapTopAndBottom/>
+            <wp:docPr id="20" name="Image20"/>
+            <wp:cNvGraphicFramePr>
+              <a:graphicFrameLocks xmlns:a="http://schemas.openxmlformats.org/drawingml/2006/main" noChangeAspect="1"/>
+            </wp:cNvGraphicFramePr>
+            <a:graphic xmlns:a="http://schemas.openxmlformats.org/drawingml/2006/main">
+              <a:graphicData uri="http://schemas.openxmlformats.org/drawingml/2006/picture">
+                <pic:pic xmlns:pic="http://schemas.openxmlformats.org/drawingml/2006/picture">
+                  <pic:nvPicPr>
+                    <pic:cNvPr id="20" name="Image20"/>
+                    <pic:cNvPicPr>
+                      <a:picLocks noChangeAspect="1" noChangeArrowheads="1"/>
+                    </pic:cNvPicPr>
+                  </pic:nvPicPr>
+                  <pic:blipFill>
+                    <a:blip r:embed="rId21"/>
+                    <a:stretch>
+                      <a:fillRect/>
+                    </a:stretch>
+                  </pic:blipFill>
+                  <pic:spPr bwMode="auto">
+                    <a:xfrm>
+                      <a:off x="0" y="0"/>
+                      <a:ext cx="4848225" cy="904875"/>
+                    </a:xfrm>
+                    <a:prstGeom prst="rect">
+                      <a:avLst/>
+                    </a:prstGeom>
+                    <a:noFill/>
+                  </pic:spPr>
+                </pic:pic>
+              </a:graphicData>
+            </a:graphic>
+          </wp:anchor>
+        </w:drawing>
+        <w:drawing>
+          <wp:anchor distT="0" distB="0" distL="0" distR="0" simplePos="0" relativeHeight="22" behindDoc="0" locked="0" layoutInCell="0" allowOverlap="1">
+            <wp:simplePos x="0" y="0"/>
+            <wp:positionH relativeFrom="column">
+              <wp:posOffset>0</wp:posOffset>
+            </wp:positionH>
+            <wp:positionV relativeFrom="paragraph">
+              <wp:posOffset>1082675</wp:posOffset>
+            </wp:positionV>
+            <wp:extent cx="6332220" cy="1144270"/>
+            <wp:effectExtent l="0" t="0" r="0" b="0"/>
+            <wp:wrapTopAndBottom/>
+            <wp:docPr id="21" name="Image21"/>
+            <wp:cNvGraphicFramePr>
+              <a:graphicFrameLocks xmlns:a="http://schemas.openxmlformats.org/drawingml/2006/main" noChangeAspect="1"/>
+            </wp:cNvGraphicFramePr>
+            <a:graphic xmlns:a="http://schemas.openxmlformats.org/drawingml/2006/main">
+              <a:graphicData uri="http://schemas.openxmlformats.org/drawingml/2006/picture">
+                <pic:pic xmlns:pic="http://schemas.openxmlformats.org/drawingml/2006/picture">
+                  <pic:nvPicPr>
+                    <pic:cNvPr id="21" name="Image21"/>
+                    <pic:cNvPicPr>
+                      <a:picLocks noChangeAspect="1" noChangeArrowheads="1"/>
+                    </pic:cNvPicPr>
+                  </pic:nvPicPr>
+                  <pic:blipFill>
+                    <a:blip r:embed="rId22"/>
+                    <a:stretch>
+                      <a:fillRect/>
+                    </a:stretch>
+                  </pic:blipFill>
+                  <pic:spPr bwMode="auto">
+                    <a:xfrm>
+                      <a:off x="0" y="0"/>
+                      <a:ext cx="6332220" cy="1144270"/>
+                    </a:xfrm>
+                    <a:prstGeom prst="rect">
+                      <a:avLst/>
+                    </a:prstGeom>
+                    <a:noFill/>
+                  </pic:spPr>
+                </pic:pic>
+              </a:graphicData>
+            </a:graphic>
+          </wp:anchor>
+        </w:drawing>
+      </w:r>
+    </w:p>
+    <w:p>
+      <w:pPr>
+        <w:pStyle w:val="BodyText"/>
+        <w:bidi w:val="0"/>
+        <w:jc w:val="left"/>
+        <w:rPr>
+          <w:b/>
+          <w:bCs/>
+        </w:rPr>
+      </w:pPr>
+      <w:r>
+        <w:rPr>
+          <w:b/>
+          <w:bCs/>
+        </w:rPr>
+      </w:r>
+    </w:p>
+    <w:p>
+      <w:pPr>
+        <w:pStyle w:val="BodyText"/>
+        <w:bidi w:val="0"/>
+        <w:jc w:val="left"/>
+        <w:rPr>
+          <w:b/>
+          <w:bCs/>
+        </w:rPr>
+      </w:pPr>
+      <w:r>
+        <w:rPr>
+          <w:b/>
+          <w:bCs/>
+        </w:rPr>
         <w:t>19. Find in how many different cities various employees are residing?</w:t>
       </w:r>
     </w:p>
@@ -2024,10 +3168,79 @@
         <w:pStyle w:val="BodyText"/>
         <w:bidi w:val="0"/>
         <w:jc w:val="left"/>
-        <w:rPr/>
-      </w:pPr>
-      <w:r>
-        <w:rPr/>
+        <w:rPr>
+          <w:b/>
+          <w:bCs/>
+        </w:rPr>
+      </w:pPr>
+      <w:r>
+        <w:rPr>
+          <w:b/>
+          <w:bCs/>
+        </w:rPr>
+        <w:drawing>
+          <wp:anchor distT="0" distB="0" distL="0" distR="0" simplePos="0" relativeHeight="23" behindDoc="0" locked="0" layoutInCell="0" allowOverlap="1">
+            <wp:simplePos x="0" y="0"/>
+            <wp:positionH relativeFrom="column">
+              <wp:align>center</wp:align>
+            </wp:positionH>
+            <wp:positionV relativeFrom="paragraph">
+              <wp:posOffset>635</wp:posOffset>
+            </wp:positionV>
+            <wp:extent cx="6210300" cy="1419225"/>
+            <wp:effectExtent l="0" t="0" r="0" b="0"/>
+            <wp:wrapTopAndBottom/>
+            <wp:docPr id="22" name="Image22"/>
+            <wp:cNvGraphicFramePr>
+              <a:graphicFrameLocks xmlns:a="http://schemas.openxmlformats.org/drawingml/2006/main" noChangeAspect="1"/>
+            </wp:cNvGraphicFramePr>
+            <a:graphic xmlns:a="http://schemas.openxmlformats.org/drawingml/2006/main">
+              <a:graphicData uri="http://schemas.openxmlformats.org/drawingml/2006/picture">
+                <pic:pic xmlns:pic="http://schemas.openxmlformats.org/drawingml/2006/picture">
+                  <pic:nvPicPr>
+                    <pic:cNvPr id="22" name="Image22"/>
+                    <pic:cNvPicPr>
+                      <a:picLocks noChangeAspect="1" noChangeArrowheads="1"/>
+                    </pic:cNvPicPr>
+                  </pic:nvPicPr>
+                  <pic:blipFill>
+                    <a:blip r:embed="rId23"/>
+                    <a:stretch>
+                      <a:fillRect/>
+                    </a:stretch>
+                  </pic:blipFill>
+                  <pic:spPr bwMode="auto">
+                    <a:xfrm>
+                      <a:off x="0" y="0"/>
+                      <a:ext cx="6210300" cy="1419225"/>
+                    </a:xfrm>
+                    <a:prstGeom prst="rect">
+                      <a:avLst/>
+                    </a:prstGeom>
+                    <a:noFill/>
+                  </pic:spPr>
+                </pic:pic>
+              </a:graphicData>
+            </a:graphic>
+          </wp:anchor>
+        </w:drawing>
+      </w:r>
+    </w:p>
+    <w:p>
+      <w:pPr>
+        <w:pStyle w:val="BodyText"/>
+        <w:bidi w:val="0"/>
+        <w:jc w:val="left"/>
+        <w:rPr>
+          <w:b/>
+          <w:bCs/>
+        </w:rPr>
+      </w:pPr>
+      <w:r>
+        <w:rPr>
+          <w:b/>
+          <w:bCs/>
+        </w:rPr>
         <w:t>20. Display the employee information in the ascending order of DEPT_CODE and with        in a Department, it should be in the descending order of BASIC.</w:t>
       </w:r>
     </w:p>
@@ -2040,6 +3253,52 @@
       </w:pPr>
       <w:r>
         <w:rPr/>
+        <w:drawing>
+          <wp:anchor distT="0" distB="0" distL="0" distR="0" simplePos="0" relativeHeight="24" behindDoc="0" locked="0" layoutInCell="0" allowOverlap="1">
+            <wp:simplePos x="0" y="0"/>
+            <wp:positionH relativeFrom="column">
+              <wp:align>center</wp:align>
+            </wp:positionH>
+            <wp:positionV relativeFrom="paragraph">
+              <wp:posOffset>635</wp:posOffset>
+            </wp:positionV>
+            <wp:extent cx="6332220" cy="1205230"/>
+            <wp:effectExtent l="0" t="0" r="0" b="0"/>
+            <wp:wrapTopAndBottom/>
+            <wp:docPr id="23" name="Image23"/>
+            <wp:cNvGraphicFramePr>
+              <a:graphicFrameLocks xmlns:a="http://schemas.openxmlformats.org/drawingml/2006/main" noChangeAspect="1"/>
+            </wp:cNvGraphicFramePr>
+            <a:graphic xmlns:a="http://schemas.openxmlformats.org/drawingml/2006/main">
+              <a:graphicData uri="http://schemas.openxmlformats.org/drawingml/2006/picture">
+                <pic:pic xmlns:pic="http://schemas.openxmlformats.org/drawingml/2006/picture">
+                  <pic:nvPicPr>
+                    <pic:cNvPr id="23" name="Image23"/>
+                    <pic:cNvPicPr>
+                      <a:picLocks noChangeAspect="1" noChangeArrowheads="1"/>
+                    </pic:cNvPicPr>
+                  </pic:nvPicPr>
+                  <pic:blipFill>
+                    <a:blip r:embed="rId24"/>
+                    <a:stretch>
+                      <a:fillRect/>
+                    </a:stretch>
+                  </pic:blipFill>
+                  <pic:spPr bwMode="auto">
+                    <a:xfrm>
+                      <a:off x="0" y="0"/>
+                      <a:ext cx="6332220" cy="1205230"/>
+                    </a:xfrm>
+                    <a:prstGeom prst="rect">
+                      <a:avLst/>
+                    </a:prstGeom>
+                    <a:noFill/>
+                  </pic:spPr>
+                </pic:pic>
+              </a:graphicData>
+            </a:graphic>
+          </wp:anchor>
+        </w:drawing>
       </w:r>
     </w:p>
     <w:p>
@@ -2061,9 +3320,278 @@
       <w:pgNumType w:fmt="decimal"/>
       <w:formProt w:val="false"/>
       <w:textDirection w:val="lrTb"/>
+      <w:docGrid w:type="default" w:linePitch="100" w:charSpace="0"/>
     </w:sectPr>
   </w:body>
 </w:document>
+</file>
+
+<file path=word/numbering.xml><?xml version="1.0" encoding="utf-8"?>
+<w:numbering xmlns:w="http://schemas.openxmlformats.org/wordprocessingml/2006/main" xmlns:o="urn:schemas-microsoft-com:office:office" xmlns:r="http://schemas.openxmlformats.org/officeDocument/2006/relationships" xmlns:v="urn:schemas-microsoft-com:vml" xmlns:mc="http://schemas.openxmlformats.org/markup-compatibility/2006" xmlns:w14="http://schemas.microsoft.com/office/word/2010/wordml" mc:Ignorable="w14">
+  <w:abstractNum w:abstractNumId="1">
+    <w:lvl w:ilvl="0">
+      <w:start w:val="1"/>
+      <w:numFmt w:val="bullet"/>
+      <w:lvlText w:val=""/>
+      <w:lvlJc w:val="left"/>
+      <w:pPr>
+        <w:tabs>
+          <w:tab w:val="num" w:pos="709"/>
+        </w:tabs>
+        <w:ind w:left="709" w:hanging="283"/>
+      </w:pPr>
+      <w:rPr>
+        <w:rFonts w:ascii="Symbol" w:hAnsi="Symbol" w:cs="Symbol" w:hint="default"/>
+      </w:rPr>
+    </w:lvl>
+    <w:lvl w:ilvl="1">
+      <w:start w:val="1"/>
+      <w:numFmt w:val="bullet"/>
+      <w:lvlText w:val=""/>
+      <w:lvlJc w:val="left"/>
+      <w:pPr>
+        <w:tabs>
+          <w:tab w:val="num" w:pos="1418"/>
+        </w:tabs>
+        <w:ind w:left="1418" w:hanging="283"/>
+      </w:pPr>
+      <w:rPr>
+        <w:rFonts w:ascii="Symbol" w:hAnsi="Symbol" w:cs="Symbol" w:hint="default"/>
+      </w:rPr>
+    </w:lvl>
+    <w:lvl w:ilvl="2">
+      <w:start w:val="1"/>
+      <w:numFmt w:val="bullet"/>
+      <w:lvlText w:val=""/>
+      <w:lvlJc w:val="left"/>
+      <w:pPr>
+        <w:tabs>
+          <w:tab w:val="num" w:pos="2127"/>
+        </w:tabs>
+        <w:ind w:left="2127" w:hanging="283"/>
+      </w:pPr>
+      <w:rPr>
+        <w:rFonts w:ascii="Symbol" w:hAnsi="Symbol" w:cs="Symbol" w:hint="default"/>
+      </w:rPr>
+    </w:lvl>
+    <w:lvl w:ilvl="3">
+      <w:start w:val="1"/>
+      <w:numFmt w:val="bullet"/>
+      <w:lvlText w:val=""/>
+      <w:lvlJc w:val="left"/>
+      <w:pPr>
+        <w:tabs>
+          <w:tab w:val="num" w:pos="2836"/>
+        </w:tabs>
+        <w:ind w:left="2836" w:hanging="283"/>
+      </w:pPr>
+      <w:rPr>
+        <w:rFonts w:ascii="Symbol" w:hAnsi="Symbol" w:cs="Symbol" w:hint="default"/>
+      </w:rPr>
+    </w:lvl>
+    <w:lvl w:ilvl="4">
+      <w:start w:val="1"/>
+      <w:numFmt w:val="bullet"/>
+      <w:lvlText w:val=""/>
+      <w:lvlJc w:val="left"/>
+      <w:pPr>
+        <w:tabs>
+          <w:tab w:val="num" w:pos="3545"/>
+        </w:tabs>
+        <w:ind w:left="3545" w:hanging="283"/>
+      </w:pPr>
+      <w:rPr>
+        <w:rFonts w:ascii="Symbol" w:hAnsi="Symbol" w:cs="Symbol" w:hint="default"/>
+      </w:rPr>
+    </w:lvl>
+    <w:lvl w:ilvl="5">
+      <w:start w:val="1"/>
+      <w:numFmt w:val="bullet"/>
+      <w:lvlText w:val=""/>
+      <w:lvlJc w:val="left"/>
+      <w:pPr>
+        <w:tabs>
+          <w:tab w:val="num" w:pos="4254"/>
+        </w:tabs>
+        <w:ind w:left="4254" w:hanging="283"/>
+      </w:pPr>
+      <w:rPr>
+        <w:rFonts w:ascii="Symbol" w:hAnsi="Symbol" w:cs="Symbol" w:hint="default"/>
+      </w:rPr>
+    </w:lvl>
+    <w:lvl w:ilvl="6">
+      <w:start w:val="1"/>
+      <w:numFmt w:val="bullet"/>
+      <w:lvlText w:val=""/>
+      <w:lvlJc w:val="left"/>
+      <w:pPr>
+        <w:tabs>
+          <w:tab w:val="num" w:pos="4963"/>
+        </w:tabs>
+        <w:ind w:left="4963" w:hanging="283"/>
+      </w:pPr>
+      <w:rPr>
+        <w:rFonts w:ascii="Symbol" w:hAnsi="Symbol" w:cs="Symbol" w:hint="default"/>
+      </w:rPr>
+    </w:lvl>
+    <w:lvl w:ilvl="7">
+      <w:start w:val="1"/>
+      <w:numFmt w:val="bullet"/>
+      <w:lvlText w:val=""/>
+      <w:lvlJc w:val="left"/>
+      <w:pPr>
+        <w:tabs>
+          <w:tab w:val="num" w:pos="5672"/>
+        </w:tabs>
+        <w:ind w:left="5672" w:hanging="283"/>
+      </w:pPr>
+      <w:rPr>
+        <w:rFonts w:ascii="Symbol" w:hAnsi="Symbol" w:cs="Symbol" w:hint="default"/>
+      </w:rPr>
+    </w:lvl>
+    <w:lvl w:ilvl="8">
+      <w:start w:val="1"/>
+      <w:numFmt w:val="bullet"/>
+      <w:lvlText w:val=""/>
+      <w:lvlJc w:val="left"/>
+      <w:pPr>
+        <w:tabs>
+          <w:tab w:val="num" w:pos="6381"/>
+        </w:tabs>
+        <w:ind w:left="6381" w:hanging="283"/>
+      </w:pPr>
+      <w:rPr>
+        <w:rFonts w:ascii="Symbol" w:hAnsi="Symbol" w:cs="Symbol" w:hint="default"/>
+      </w:rPr>
+    </w:lvl>
+  </w:abstractNum>
+  <w:abstractNum w:abstractNumId="2">
+    <w:lvl w:ilvl="0">
+      <w:start w:val="1"/>
+      <w:numFmt w:val="none"/>
+      <w:suff w:val="nothing"/>
+      <w:lvlText w:val=""/>
+      <w:lvlJc w:val="left"/>
+      <w:pPr>
+        <w:tabs>
+          <w:tab w:val="num" w:pos="0"/>
+        </w:tabs>
+        <w:ind w:left="0" w:hanging="0"/>
+      </w:pPr>
+    </w:lvl>
+    <w:lvl w:ilvl="1">
+      <w:start w:val="1"/>
+      <w:numFmt w:val="none"/>
+      <w:suff w:val="nothing"/>
+      <w:lvlText w:val=""/>
+      <w:lvlJc w:val="left"/>
+      <w:pPr>
+        <w:tabs>
+          <w:tab w:val="num" w:pos="0"/>
+        </w:tabs>
+        <w:ind w:left="0" w:hanging="0"/>
+      </w:pPr>
+    </w:lvl>
+    <w:lvl w:ilvl="2">
+      <w:start w:val="1"/>
+      <w:numFmt w:val="none"/>
+      <w:pStyle w:val="Heading3"/>
+      <w:suff w:val="nothing"/>
+      <w:lvlText w:val=""/>
+      <w:lvlJc w:val="left"/>
+      <w:pPr>
+        <w:tabs>
+          <w:tab w:val="num" w:pos="0"/>
+        </w:tabs>
+        <w:ind w:left="0" w:hanging="0"/>
+      </w:pPr>
+    </w:lvl>
+    <w:lvl w:ilvl="3">
+      <w:start w:val="1"/>
+      <w:numFmt w:val="none"/>
+      <w:suff w:val="nothing"/>
+      <w:lvlText w:val=""/>
+      <w:lvlJc w:val="left"/>
+      <w:pPr>
+        <w:tabs>
+          <w:tab w:val="num" w:pos="0"/>
+        </w:tabs>
+        <w:ind w:left="0" w:hanging="0"/>
+      </w:pPr>
+    </w:lvl>
+    <w:lvl w:ilvl="4">
+      <w:start w:val="1"/>
+      <w:numFmt w:val="none"/>
+      <w:suff w:val="nothing"/>
+      <w:lvlText w:val=""/>
+      <w:lvlJc w:val="left"/>
+      <w:pPr>
+        <w:tabs>
+          <w:tab w:val="num" w:pos="0"/>
+        </w:tabs>
+        <w:ind w:left="0" w:hanging="0"/>
+      </w:pPr>
+    </w:lvl>
+    <w:lvl w:ilvl="5">
+      <w:start w:val="1"/>
+      <w:numFmt w:val="none"/>
+      <w:suff w:val="nothing"/>
+      <w:lvlText w:val=""/>
+      <w:lvlJc w:val="left"/>
+      <w:pPr>
+        <w:tabs>
+          <w:tab w:val="num" w:pos="0"/>
+        </w:tabs>
+        <w:ind w:left="0" w:hanging="0"/>
+      </w:pPr>
+    </w:lvl>
+    <w:lvl w:ilvl="6">
+      <w:start w:val="1"/>
+      <w:numFmt w:val="none"/>
+      <w:suff w:val="nothing"/>
+      <w:lvlText w:val=""/>
+      <w:lvlJc w:val="left"/>
+      <w:pPr>
+        <w:tabs>
+          <w:tab w:val="num" w:pos="0"/>
+        </w:tabs>
+        <w:ind w:left="0" w:hanging="0"/>
+      </w:pPr>
+    </w:lvl>
+    <w:lvl w:ilvl="7">
+      <w:start w:val="1"/>
+      <w:numFmt w:val="none"/>
+      <w:suff w:val="nothing"/>
+      <w:lvlText w:val=""/>
+      <w:lvlJc w:val="left"/>
+      <w:pPr>
+        <w:tabs>
+          <w:tab w:val="num" w:pos="0"/>
+        </w:tabs>
+        <w:ind w:left="0" w:hanging="0"/>
+      </w:pPr>
+    </w:lvl>
+    <w:lvl w:ilvl="8">
+      <w:start w:val="1"/>
+      <w:numFmt w:val="none"/>
+      <w:suff w:val="nothing"/>
+      <w:lvlText w:val=""/>
+      <w:lvlJc w:val="left"/>
+      <w:pPr>
+        <w:tabs>
+          <w:tab w:val="num" w:pos="0"/>
+        </w:tabs>
+        <w:ind w:left="0" w:hanging="0"/>
+      </w:pPr>
+    </w:lvl>
+  </w:abstractNum>
+  <w:num w:numId="1">
+    <w:abstractNumId w:val="1"/>
+  </w:num>
+  <w:num w:numId="2">
+    <w:abstractNumId w:val="2"/>
+  </w:num>
+</w:numbering>
 </file>
 
 <file path=word/styles.xml><?xml version="1.0" encoding="utf-8"?>
@@ -2080,7 +3608,6 @@
     </w:rPrDefault>
     <w:pPrDefault>
       <w:pPr>
-        <w:widowControl/>
         <w:suppressAutoHyphens w:val="true"/>
       </w:pPr>
     </w:pPrDefault>
@@ -2090,7 +3617,10 @@
     <w:qFormat/>
     <w:pPr>
       <w:widowControl/>
+      <w:suppressAutoHyphens w:val="true"/>
       <w:bidi w:val="0"/>
+      <w:spacing w:before="0" w:after="0"/>
+      <w:jc w:val="left"/>
     </w:pPr>
     <w:rPr>
       <w:rFonts w:ascii="Liberation Serif" w:hAnsi="Liberation Serif" w:eastAsia="Noto Serif CJK SC" w:cs="Noto Sans Devanagari"/>
@@ -2101,10 +3631,41 @@
       <w:lang w:val="en-US" w:eastAsia="zh-CN" w:bidi="hi-IN"/>
     </w:rPr>
   </w:style>
+  <w:style w:type="paragraph" w:styleId="Heading3">
+    <w:name w:val="heading 3"/>
+    <w:basedOn w:val="Heading"/>
+    <w:next w:val="BodyText"/>
+    <w:qFormat/>
+    <w:pPr>
+      <w:spacing w:before="140" w:after="120"/>
+      <w:outlineLvl w:val="2"/>
+    </w:pPr>
+    <w:rPr>
+      <w:rFonts w:ascii="Liberation Serif" w:hAnsi="Liberation Serif" w:eastAsia="Noto Serif CJK SC" w:cs="Noto Sans Devanagari"/>
+      <w:b/>
+      <w:bCs/>
+      <w:sz w:val="28"/>
+      <w:szCs w:val="28"/>
+    </w:rPr>
+  </w:style>
   <w:style w:type="character" w:styleId="NumberingSymbols">
     <w:name w:val="Numbering Symbols"/>
     <w:qFormat/>
     <w:rPr/>
+  </w:style>
+  <w:style w:type="character" w:styleId="Bullets">
+    <w:name w:val="Bullets"/>
+    <w:qFormat/>
+    <w:rPr>
+      <w:rFonts w:ascii="OpenSymbol" w:hAnsi="OpenSymbol" w:eastAsia="OpenSymbol" w:cs="OpenSymbol"/>
+    </w:rPr>
+  </w:style>
+  <w:style w:type="character" w:styleId="SourceText">
+    <w:name w:val="Source Text"/>
+    <w:qFormat/>
+    <w:rPr>
+      <w:rFonts w:ascii="Liberation Mono" w:hAnsi="Liberation Mono" w:eastAsia="Noto Sans Mono CJK SC" w:cs="Liberation Mono"/>
+    </w:rPr>
   </w:style>
   <w:style w:type="paragraph" w:styleId="Heading">
     <w:name w:val="Heading"/>

--- a/DBMS/assignment_1.docx
+++ b/DBMS/assignment_1.docx
@@ -6,12 +6,58 @@
       <w:pPr>
         <w:pStyle w:val="Normal"/>
         <w:bidi w:val="0"/>
-        <w:jc w:val="left"/>
-        <w:rPr/>
-      </w:pPr>
-      <w:r>
-        <w:rPr/>
-        <w:t>DBMS</w:t>
+        <w:jc w:val="center"/>
+        <w:rPr>
+          <w:b/>
+          <w:bCs/>
+          <w:sz w:val="30"/>
+          <w:szCs w:val="30"/>
+          <w:u w:val="single"/>
+        </w:rPr>
+      </w:pPr>
+      <w:r>
+        <w:rPr>
+          <w:b/>
+          <w:bCs/>
+          <w:sz w:val="30"/>
+          <w:szCs w:val="30"/>
+          <w:u w:val="single"/>
+        </w:rPr>
+        <w:t>DBMS LAB</w:t>
+      </w:r>
+    </w:p>
+    <w:p>
+      <w:pPr>
+        <w:pStyle w:val="Normal"/>
+        <w:bidi w:val="0"/>
+        <w:jc w:val="center"/>
+        <w:rPr>
+          <w:b/>
+          <w:bCs/>
+          <w:sz w:val="30"/>
+          <w:szCs w:val="30"/>
+          <w:u w:val="single"/>
+        </w:rPr>
+      </w:pPr>
+      <w:r>
+        <w:rPr>
+          <w:b/>
+          <w:bCs/>
+          <w:sz w:val="30"/>
+          <w:szCs w:val="30"/>
+          <w:u w:val="single"/>
+        </w:rPr>
+        <w:t xml:space="preserve">ASSIGNMENT – </w:t>
+      </w:r>
+      <w:r>
+        <w:rPr>
+          <w:b/>
+          <w:bCs/>
+          <w:sz w:val="30"/>
+          <w:szCs w:val="30"/>
+          <w:u w:val="single"/>
+        </w:rPr>
+        <w:t>1</w:t>
       </w:r>
     </w:p>
     <w:p>
@@ -3495,7 +3541,6 @@
     <w:lvl w:ilvl="2">
       <w:start w:val="1"/>
       <w:numFmt w:val="none"/>
-      <w:pStyle w:val="Heading3"/>
       <w:suff w:val="nothing"/>
       <w:lvlText w:val=""/>
       <w:lvlJc w:val="left"/>
@@ -3653,8 +3698,8 @@
     <w:qFormat/>
     <w:rPr/>
   </w:style>
-  <w:style w:type="character" w:styleId="Bullets">
-    <w:name w:val="Bullets"/>
+  <w:style w:type="character" w:styleId="Bulletsuser">
+    <w:name w:val="Bullets (user)"/>
     <w:qFormat/>
     <w:rPr>
       <w:rFonts w:ascii="OpenSymbol" w:hAnsi="OpenSymbol" w:eastAsia="OpenSymbol" w:cs="OpenSymbol"/>
